--- a/Documentos claves/Bibliografia.docx
+++ b/Documentos claves/Bibliografia.docx
@@ -1,6 +1,6 @@
 
 <file path=word/document.xml><?xml version="1.0" encoding="utf-8"?>
-<w:document xmlns:wpc="http://schemas.microsoft.com/office/word/2010/wordprocessingCanvas" xmlns:cx="http://schemas.microsoft.com/office/drawing/2014/chartex" xmlns:cx1="http://schemas.microsoft.com/office/drawing/2015/9/8/chartex" xmlns:cx2="http://schemas.microsoft.com/office/drawing/2015/10/21/chartex" xmlns:cx3="http://schemas.microsoft.com/office/drawing/2016/5/9/chartex" xmlns:cx4="http://schemas.microsoft.com/office/drawing/2016/5/10/chartex" xmlns:cx5="http://schemas.microsoft.com/office/drawing/2016/5/11/chartex" xmlns:cx6="http://schemas.microsoft.com/office/drawing/2016/5/12/chartex" xmlns:cx7="http://schemas.microsoft.com/office/drawing/2016/5/13/chartex" xmlns:cx8="http://schemas.microsoft.com/office/drawing/2016/5/14/chartex" xmlns:mc="http://schemas.openxmlformats.org/markup-compatibility/2006" xmlns:aink="http://schemas.microsoft.com/office/drawing/2016/ink" xmlns:am3d="http://schemas.microsoft.com/office/drawing/2017/model3d" xmlns:o="urn:schemas-microsoft-com:office:office" xmlns:oel="http://schemas.microsoft.com/office/2019/extlst" xmlns:r="http://schemas.openxmlformats.org/officeDocument/2006/relationships" xmlns:m="http://schemas.openxmlformats.org/officeDocument/2006/math" xmlns:v="urn:schemas-microsoft-com:vml" xmlns:wp14="http://schemas.microsoft.com/office/word/2010/wordprocessingDrawing" xmlns:wp="http://schemas.openxmlformats.org/drawingml/2006/wordprocessingDrawing" xmlns:w10="urn:schemas-microsoft-com:office:word" xmlns:w="http://schemas.openxmlformats.org/wordprocessingml/2006/main" xmlns:w14="http://schemas.microsoft.com/office/word/2010/wordml" xmlns:w15="http://schemas.microsoft.com/office/word/2012/wordml" xmlns:w16cex="http://schemas.microsoft.com/office/word/2018/wordml/cex" xmlns:w16cid="http://schemas.microsoft.com/office/word/2016/wordml/cid" xmlns:w16="http://schemas.microsoft.com/office/word/2018/wordml" xmlns:w16du="http://schemas.microsoft.com/office/word/2023/wordml/word16du" xmlns:w16sdtdh="http://schemas.microsoft.com/office/word/2020/wordml/sdtdatahash" xmlns:w16sdtfl="http://schemas.microsoft.com/office/word/2024/wordml/sdtformatlock" xmlns:w16se="http://schemas.microsoft.com/office/word/2015/wordml/symex" xmlns:wpg="http://schemas.microsoft.com/office/word/2010/wordprocessingGroup" xmlns:wpi="http://schemas.microsoft.com/office/word/2010/wordprocessingInk" xmlns:wne="http://schemas.microsoft.com/office/word/2006/wordml" xmlns:wps="http://schemas.microsoft.com/office/word/2010/wordprocessingShape" mc:Ignorable="w14 w15 w16se w16cid w16 w16cex w16sdtdh w16sdtfl w16du wp14">
+<w:document xmlns:wpc="http://schemas.microsoft.com/office/word/2010/wordprocessingCanvas" xmlns:cx="http://schemas.microsoft.com/office/drawing/2014/chartex" xmlns:cx1="http://schemas.microsoft.com/office/drawing/2015/9/8/chartex" xmlns:cx2="http://schemas.microsoft.com/office/drawing/2015/10/21/chartex" xmlns:cx3="http://schemas.microsoft.com/office/drawing/2016/5/9/chartex" xmlns:cx4="http://schemas.microsoft.com/office/drawing/2016/5/10/chartex" xmlns:cx5="http://schemas.microsoft.com/office/drawing/2016/5/11/chartex" xmlns:cx6="http://schemas.microsoft.com/office/drawing/2016/5/12/chartex" xmlns:cx7="http://schemas.microsoft.com/office/drawing/2016/5/13/chartex" xmlns:cx8="http://schemas.microsoft.com/office/drawing/2016/5/14/chartex" xmlns:mc="http://schemas.openxmlformats.org/markup-compatibility/2006" xmlns:aink="http://schemas.microsoft.com/office/drawing/2016/ink" xmlns:am3d="http://schemas.microsoft.com/office/drawing/2017/model3d" xmlns:o="urn:schemas-microsoft-com:office:office" xmlns:oel="http://schemas.microsoft.com/office/2019/extlst" xmlns:r="http://schemas.openxmlformats.org/officeDocument/2006/relationships" xmlns:m="http://schemas.openxmlformats.org/officeDocument/2006/math" xmlns:v="urn:schemas-microsoft-com:vml" xmlns:wp14="http://schemas.microsoft.com/office/word/2010/wordprocessingDrawing" xmlns:wp="http://schemas.openxmlformats.org/drawingml/2006/wordprocessingDrawing" xmlns:w10="urn:schemas-microsoft-com:office:word" xmlns:w="http://schemas.openxmlformats.org/wordprocessingml/2006/main" xmlns:w14="http://schemas.microsoft.com/office/word/2010/wordml" xmlns:w15="http://schemas.microsoft.com/office/word/2012/wordml" xmlns:w16cex="http://schemas.microsoft.com/office/word/2018/wordml/cex" xmlns:w16cid="http://schemas.microsoft.com/office/word/2016/wordml/cid" xmlns:w16="http://schemas.microsoft.com/office/word/2018/wordml" xmlns:w16sdtdh="http://schemas.microsoft.com/office/word/2020/wordml/sdtdatahash" xmlns:w16se="http://schemas.microsoft.com/office/word/2015/wordml/symex" xmlns:wpg="http://schemas.microsoft.com/office/word/2010/wordprocessingGroup" xmlns:wpi="http://schemas.microsoft.com/office/word/2010/wordprocessingInk" xmlns:wne="http://schemas.microsoft.com/office/word/2006/wordml" xmlns:wps="http://schemas.microsoft.com/office/word/2010/wordprocessingShape" mc:Ignorable="w14 w15 w16se w16cid w16 w16cex w16sdtdh wp14">
   <w:body>
     <w:sdt>
       <w:sdtPr>
@@ -322,6 +322,26 @@
           <w:numId w:val="1"/>
         </w:numPr>
       </w:pPr>
+      <w:hyperlink r:id="rId10" w:history="1">
+        <w:r>
+          <w:rPr>
+            <w:rStyle w:val="Hipervnculo"/>
+          </w:rPr>
+          <w:t>https://www.figma.com/files/team/1549689286962224003/recents-and-sharing?fuid=1549689284214939590</w:t>
+        </w:r>
+      </w:hyperlink>
+      <w:r>
+        <w:t xml:space="preserve"> </w:t>
+      </w:r>
+    </w:p>
+    <w:p>
+      <w:pPr>
+        <w:pStyle w:val="Prrafodelista"/>
+        <w:numPr>
+          <w:ilvl w:val="0"/>
+          <w:numId w:val="1"/>
+        </w:numPr>
+      </w:pPr>
     </w:p>
     <w:sectPr>
       <w:pgSz w:w="11906" w:h="16838"/>
@@ -334,7 +354,7 @@
 </file>
 
 <file path=word/numbering.xml><?xml version="1.0" encoding="utf-8"?>
-<w:numbering xmlns:wpc="http://schemas.microsoft.com/office/word/2010/wordprocessingCanvas" xmlns:cx="http://schemas.microsoft.com/office/drawing/2014/chartex" xmlns:cx1="http://schemas.microsoft.com/office/drawing/2015/9/8/chartex" xmlns:cx2="http://schemas.microsoft.com/office/drawing/2015/10/21/chartex" xmlns:cx3="http://schemas.microsoft.com/office/drawing/2016/5/9/chartex" xmlns:cx4="http://schemas.microsoft.com/office/drawing/2016/5/10/chartex" xmlns:cx5="http://schemas.microsoft.com/office/drawing/2016/5/11/chartex" xmlns:cx6="http://schemas.microsoft.com/office/drawing/2016/5/12/chartex" xmlns:cx7="http://schemas.microsoft.com/office/drawing/2016/5/13/chartex" xmlns:cx8="http://schemas.microsoft.com/office/drawing/2016/5/14/chartex" xmlns:mc="http://schemas.openxmlformats.org/markup-compatibility/2006" xmlns:aink="http://schemas.microsoft.com/office/drawing/2016/ink" xmlns:am3d="http://schemas.microsoft.com/office/drawing/2017/model3d" xmlns:o="urn:schemas-microsoft-com:office:office" xmlns:oel="http://schemas.microsoft.com/office/2019/extlst" xmlns:r="http://schemas.openxmlformats.org/officeDocument/2006/relationships" xmlns:m="http://schemas.openxmlformats.org/officeDocument/2006/math" xmlns:v="urn:schemas-microsoft-com:vml" xmlns:wp14="http://schemas.microsoft.com/office/word/2010/wordprocessingDrawing" xmlns:wp="http://schemas.openxmlformats.org/drawingml/2006/wordprocessingDrawing" xmlns:w10="urn:schemas-microsoft-com:office:word" xmlns:w="http://schemas.openxmlformats.org/wordprocessingml/2006/main" xmlns:w14="http://schemas.microsoft.com/office/word/2010/wordml" xmlns:w15="http://schemas.microsoft.com/office/word/2012/wordml" xmlns:w16cex="http://schemas.microsoft.com/office/word/2018/wordml/cex" xmlns:w16cid="http://schemas.microsoft.com/office/word/2016/wordml/cid" xmlns:w16="http://schemas.microsoft.com/office/word/2018/wordml" xmlns:w16du="http://schemas.microsoft.com/office/word/2023/wordml/word16du" xmlns:w16sdtdh="http://schemas.microsoft.com/office/word/2020/wordml/sdtdatahash" xmlns:w16sdtfl="http://schemas.microsoft.com/office/word/2024/wordml/sdtformatlock" xmlns:w16se="http://schemas.microsoft.com/office/word/2015/wordml/symex" xmlns:wpg="http://schemas.microsoft.com/office/word/2010/wordprocessingGroup" xmlns:wpi="http://schemas.microsoft.com/office/word/2010/wordprocessingInk" xmlns:wne="http://schemas.microsoft.com/office/word/2006/wordml" xmlns:wps="http://schemas.microsoft.com/office/word/2010/wordprocessingShape" mc:Ignorable="w14 w15 w16se w16cid w16 w16cex w16sdtdh w16sdtfl w16du wp14">
+<w:numbering xmlns:wpc="http://schemas.microsoft.com/office/word/2010/wordprocessingCanvas" xmlns:cx="http://schemas.microsoft.com/office/drawing/2014/chartex" xmlns:cx1="http://schemas.microsoft.com/office/drawing/2015/9/8/chartex" xmlns:cx2="http://schemas.microsoft.com/office/drawing/2015/10/21/chartex" xmlns:cx3="http://schemas.microsoft.com/office/drawing/2016/5/9/chartex" xmlns:cx4="http://schemas.microsoft.com/office/drawing/2016/5/10/chartex" xmlns:cx5="http://schemas.microsoft.com/office/drawing/2016/5/11/chartex" xmlns:cx6="http://schemas.microsoft.com/office/drawing/2016/5/12/chartex" xmlns:cx7="http://schemas.microsoft.com/office/drawing/2016/5/13/chartex" xmlns:cx8="http://schemas.microsoft.com/office/drawing/2016/5/14/chartex" xmlns:mc="http://schemas.openxmlformats.org/markup-compatibility/2006" xmlns:aink="http://schemas.microsoft.com/office/drawing/2016/ink" xmlns:am3d="http://schemas.microsoft.com/office/drawing/2017/model3d" xmlns:o="urn:schemas-microsoft-com:office:office" xmlns:oel="http://schemas.microsoft.com/office/2019/extlst" xmlns:r="http://schemas.openxmlformats.org/officeDocument/2006/relationships" xmlns:m="http://schemas.openxmlformats.org/officeDocument/2006/math" xmlns:v="urn:schemas-microsoft-com:vml" xmlns:wp14="http://schemas.microsoft.com/office/word/2010/wordprocessingDrawing" xmlns:wp="http://schemas.openxmlformats.org/drawingml/2006/wordprocessingDrawing" xmlns:w10="urn:schemas-microsoft-com:office:word" xmlns:w="http://schemas.openxmlformats.org/wordprocessingml/2006/main" xmlns:w14="http://schemas.microsoft.com/office/word/2010/wordml" xmlns:w15="http://schemas.microsoft.com/office/word/2012/wordml" xmlns:w16cex="http://schemas.microsoft.com/office/word/2018/wordml/cex" xmlns:w16cid="http://schemas.microsoft.com/office/word/2016/wordml/cid" xmlns:w16="http://schemas.microsoft.com/office/word/2018/wordml" xmlns:w16sdtdh="http://schemas.microsoft.com/office/word/2020/wordml/sdtdatahash" xmlns:w16se="http://schemas.microsoft.com/office/word/2015/wordml/symex" xmlns:wpg="http://schemas.microsoft.com/office/word/2010/wordprocessingGroup" xmlns:wpi="http://schemas.microsoft.com/office/word/2010/wordprocessingInk" xmlns:wne="http://schemas.microsoft.com/office/word/2006/wordml" xmlns:wps="http://schemas.microsoft.com/office/word/2010/wordprocessingShape" mc:Ignorable="w14 w15 w16se w16cid w16 w16cex w16sdtdh wp14">
   <w:abstractNum w:abstractNumId="0" w15:restartNumberingAfterBreak="0">
     <w:nsid w:val="25F61694"/>
     <w:multiLevelType w:val="hybridMultilevel"/>
@@ -569,7 +589,7 @@
 </file>
 
 <file path=word/styles.xml><?xml version="1.0" encoding="utf-8"?>
-<w:styles xmlns:mc="http://schemas.openxmlformats.org/markup-compatibility/2006" xmlns:r="http://schemas.openxmlformats.org/officeDocument/2006/relationships" xmlns:w="http://schemas.openxmlformats.org/wordprocessingml/2006/main" xmlns:w14="http://schemas.microsoft.com/office/word/2010/wordml" xmlns:w15="http://schemas.microsoft.com/office/word/2012/wordml" xmlns:w16cex="http://schemas.microsoft.com/office/word/2018/wordml/cex" xmlns:w16cid="http://schemas.microsoft.com/office/word/2016/wordml/cid" xmlns:w16="http://schemas.microsoft.com/office/word/2018/wordml" xmlns:w16du="http://schemas.microsoft.com/office/word/2023/wordml/word16du" xmlns:w16sdtdh="http://schemas.microsoft.com/office/word/2020/wordml/sdtdatahash" xmlns:w16sdtfl="http://schemas.microsoft.com/office/word/2024/wordml/sdtformatlock" xmlns:w16se="http://schemas.microsoft.com/office/word/2015/wordml/symex" mc:Ignorable="w14 w15 w16se w16cid w16 w16cex w16sdtdh w16sdtfl w16du">
+<w:styles xmlns:mc="http://schemas.openxmlformats.org/markup-compatibility/2006" xmlns:r="http://schemas.openxmlformats.org/officeDocument/2006/relationships" xmlns:w="http://schemas.openxmlformats.org/wordprocessingml/2006/main" xmlns:w14="http://schemas.microsoft.com/office/word/2010/wordml" xmlns:w15="http://schemas.microsoft.com/office/word/2012/wordml" xmlns:w16cex="http://schemas.microsoft.com/office/word/2018/wordml/cex" xmlns:w16cid="http://schemas.microsoft.com/office/word/2016/wordml/cid" xmlns:w16="http://schemas.microsoft.com/office/word/2018/wordml" xmlns:w16sdtdh="http://schemas.microsoft.com/office/word/2020/wordml/sdtdatahash" xmlns:w16se="http://schemas.microsoft.com/office/word/2015/wordml/symex" mc:Ignorable="w14 w15 w16se w16cid w16 w16cex w16sdtdh">
   <w:docDefaults>
     <w:rPrDefault>
       <w:rPr>
@@ -1540,6 +1560,18 @@
       <w:spacing w:after="100"/>
     </w:pPr>
   </w:style>
+  <w:style w:type="character" w:styleId="Hipervnculovisitado">
+    <w:name w:val="FollowedHyperlink"/>
+    <w:basedOn w:val="Fuentedeprrafopredeter"/>
+    <w:uiPriority w:val="99"/>
+    <w:semiHidden/>
+    <w:unhideWhenUsed/>
+    <w:rsid w:val="007B1DB0"/>
+    <w:rPr>
+      <w:color w:val="96607D" w:themeColor="followedHyperlink"/>
+      <w:u w:val="single"/>
+    </w:rPr>
+  </w:style>
 </w:styles>
 </file>
 

--- a/Documentos claves/Bibliografia.docx
+++ b/Documentos claves/Bibliografia.docx
@@ -1,6 +1,6 @@
 
 <file path=word/document.xml><?xml version="1.0" encoding="utf-8"?>
-<w:document xmlns:wpc="http://schemas.microsoft.com/office/word/2010/wordprocessingCanvas" xmlns:cx="http://schemas.microsoft.com/office/drawing/2014/chartex" xmlns:cx1="http://schemas.microsoft.com/office/drawing/2015/9/8/chartex" xmlns:cx2="http://schemas.microsoft.com/office/drawing/2015/10/21/chartex" xmlns:cx3="http://schemas.microsoft.com/office/drawing/2016/5/9/chartex" xmlns:cx4="http://schemas.microsoft.com/office/drawing/2016/5/10/chartex" xmlns:cx5="http://schemas.microsoft.com/office/drawing/2016/5/11/chartex" xmlns:cx6="http://schemas.microsoft.com/office/drawing/2016/5/12/chartex" xmlns:cx7="http://schemas.microsoft.com/office/drawing/2016/5/13/chartex" xmlns:cx8="http://schemas.microsoft.com/office/drawing/2016/5/14/chartex" xmlns:mc="http://schemas.openxmlformats.org/markup-compatibility/2006" xmlns:aink="http://schemas.microsoft.com/office/drawing/2016/ink" xmlns:am3d="http://schemas.microsoft.com/office/drawing/2017/model3d" xmlns:o="urn:schemas-microsoft-com:office:office" xmlns:oel="http://schemas.microsoft.com/office/2019/extlst" xmlns:r="http://schemas.openxmlformats.org/officeDocument/2006/relationships" xmlns:m="http://schemas.openxmlformats.org/officeDocument/2006/math" xmlns:v="urn:schemas-microsoft-com:vml" xmlns:wp14="http://schemas.microsoft.com/office/word/2010/wordprocessingDrawing" xmlns:wp="http://schemas.openxmlformats.org/drawingml/2006/wordprocessingDrawing" xmlns:w10="urn:schemas-microsoft-com:office:word" xmlns:w="http://schemas.openxmlformats.org/wordprocessingml/2006/main" xmlns:w14="http://schemas.microsoft.com/office/word/2010/wordml" xmlns:w15="http://schemas.microsoft.com/office/word/2012/wordml" xmlns:w16cex="http://schemas.microsoft.com/office/word/2018/wordml/cex" xmlns:w16cid="http://schemas.microsoft.com/office/word/2016/wordml/cid" xmlns:w16="http://schemas.microsoft.com/office/word/2018/wordml" xmlns:w16sdtdh="http://schemas.microsoft.com/office/word/2020/wordml/sdtdatahash" xmlns:w16se="http://schemas.microsoft.com/office/word/2015/wordml/symex" xmlns:wpg="http://schemas.microsoft.com/office/word/2010/wordprocessingGroup" xmlns:wpi="http://schemas.microsoft.com/office/word/2010/wordprocessingInk" xmlns:wne="http://schemas.microsoft.com/office/word/2006/wordml" xmlns:wps="http://schemas.microsoft.com/office/word/2010/wordprocessingShape" mc:Ignorable="w14 w15 w16se w16cid w16 w16cex w16sdtdh wp14">
+<w:document xmlns:wpc="http://schemas.microsoft.com/office/word/2010/wordprocessingCanvas" xmlns:cx="http://schemas.microsoft.com/office/drawing/2014/chartex" xmlns:cx1="http://schemas.microsoft.com/office/drawing/2015/9/8/chartex" xmlns:cx2="http://schemas.microsoft.com/office/drawing/2015/10/21/chartex" xmlns:cx3="http://schemas.microsoft.com/office/drawing/2016/5/9/chartex" xmlns:cx4="http://schemas.microsoft.com/office/drawing/2016/5/10/chartex" xmlns:cx5="http://schemas.microsoft.com/office/drawing/2016/5/11/chartex" xmlns:cx6="http://schemas.microsoft.com/office/drawing/2016/5/12/chartex" xmlns:cx7="http://schemas.microsoft.com/office/drawing/2016/5/13/chartex" xmlns:cx8="http://schemas.microsoft.com/office/drawing/2016/5/14/chartex" xmlns:mc="http://schemas.openxmlformats.org/markup-compatibility/2006" xmlns:aink="http://schemas.microsoft.com/office/drawing/2016/ink" xmlns:am3d="http://schemas.microsoft.com/office/drawing/2017/model3d" xmlns:o="urn:schemas-microsoft-com:office:office" xmlns:oel="http://schemas.microsoft.com/office/2019/extlst" xmlns:r="http://schemas.openxmlformats.org/officeDocument/2006/relationships" xmlns:m="http://schemas.openxmlformats.org/officeDocument/2006/math" xmlns:v="urn:schemas-microsoft-com:vml" xmlns:wp14="http://schemas.microsoft.com/office/word/2010/wordprocessingDrawing" xmlns:wp="http://schemas.openxmlformats.org/drawingml/2006/wordprocessingDrawing" xmlns:w10="urn:schemas-microsoft-com:office:word" xmlns:w="http://schemas.openxmlformats.org/wordprocessingml/2006/main" xmlns:w14="http://schemas.microsoft.com/office/word/2010/wordml" xmlns:w15="http://schemas.microsoft.com/office/word/2012/wordml" xmlns:w16cex="http://schemas.microsoft.com/office/word/2018/wordml/cex" xmlns:w16cid="http://schemas.microsoft.com/office/word/2016/wordml/cid" xmlns:w16="http://schemas.microsoft.com/office/word/2018/wordml" xmlns:w16du="http://schemas.microsoft.com/office/word/2023/wordml/word16du" xmlns:w16sdtdh="http://schemas.microsoft.com/office/word/2020/wordml/sdtdatahash" xmlns:w16sdtfl="http://schemas.microsoft.com/office/word/2024/wordml/sdtformatlock" xmlns:w16se="http://schemas.microsoft.com/office/word/2015/wordml/symex" xmlns:wpg="http://schemas.microsoft.com/office/word/2010/wordprocessingGroup" xmlns:wpi="http://schemas.microsoft.com/office/word/2010/wordprocessingInk" xmlns:wne="http://schemas.microsoft.com/office/word/2006/wordml" xmlns:wps="http://schemas.microsoft.com/office/word/2010/wordprocessingShape" mc:Ignorable="w14 w15 w16se w16cid w16 w16cex w16sdtdh w16sdtfl w16du wp14">
   <w:body>
     <w:sdt>
       <w:sdtPr>
@@ -221,17 +221,6 @@
           <w:numId w:val="2"/>
         </w:numPr>
       </w:pPr>
-      <w:hyperlink r:id="rId6" w:history="1">
-        <w:r>
-          <w:rPr>
-            <w:rStyle w:val="Hipervnculo"/>
-          </w:rPr>
-          <w:t>https://www.youtube.com/watch?v=YzVYI1TxVFc</w:t>
-        </w:r>
-      </w:hyperlink>
-      <w:r>
-        <w:t xml:space="preserve"> </w:t>
-      </w:r>
     </w:p>
     <w:p>
       <w:pPr>
@@ -262,7 +251,7 @@
           <w:numId w:val="1"/>
         </w:numPr>
       </w:pPr>
-      <w:hyperlink r:id="rId7" w:history="1">
+      <w:hyperlink r:id="rId6" w:history="1">
         <w:r>
           <w:rPr>
             <w:rStyle w:val="Hipervnculo"/>
@@ -282,7 +271,7 @@
           <w:numId w:val="1"/>
         </w:numPr>
       </w:pPr>
-      <w:hyperlink r:id="rId8" w:history="1">
+      <w:hyperlink r:id="rId7" w:history="1">
         <w:r>
           <w:rPr>
             <w:rStyle w:val="Hipervnculo"/>
@@ -302,7 +291,7 @@
           <w:numId w:val="1"/>
         </w:numPr>
       </w:pPr>
-      <w:hyperlink r:id="rId9" w:history="1">
+      <w:hyperlink r:id="rId8" w:history="1">
         <w:r>
           <w:rPr>
             <w:rStyle w:val="Hipervnculo"/>
@@ -322,7 +311,7 @@
           <w:numId w:val="1"/>
         </w:numPr>
       </w:pPr>
-      <w:hyperlink r:id="rId10" w:history="1">
+      <w:hyperlink r:id="rId9" w:history="1">
         <w:r>
           <w:rPr>
             <w:rStyle w:val="Hipervnculo"/>
@@ -342,6 +331,66 @@
           <w:numId w:val="1"/>
         </w:numPr>
       </w:pPr>
+      <w:hyperlink r:id="rId10" w:history="1">
+        <w:r>
+          <w:rPr>
+            <w:rStyle w:val="Hipervnculo"/>
+          </w:rPr>
+          <w:t>https://www.youtube.com/watch?v=YzVYI1TxVFc</w:t>
+        </w:r>
+      </w:hyperlink>
+      <w:r>
+        <w:t xml:space="preserve"> </w:t>
+      </w:r>
+    </w:p>
+    <w:p>
+      <w:pPr>
+        <w:pStyle w:val="Prrafodelista"/>
+        <w:numPr>
+          <w:ilvl w:val="0"/>
+          <w:numId w:val="1"/>
+        </w:numPr>
+      </w:pPr>
+      <w:hyperlink r:id="rId11" w:history="1">
+        <w:r>
+          <w:rPr>
+            <w:rStyle w:val="Hipervnculo"/>
+          </w:rPr>
+          <w:t>https://getbootstrap.com/</w:t>
+        </w:r>
+      </w:hyperlink>
+      <w:r>
+        <w:t xml:space="preserve"> </w:t>
+      </w:r>
+    </w:p>
+    <w:p>
+      <w:pPr>
+        <w:pStyle w:val="Prrafodelista"/>
+        <w:numPr>
+          <w:ilvl w:val="0"/>
+          <w:numId w:val="1"/>
+        </w:numPr>
+      </w:pPr>
+      <w:hyperlink r:id="rId12" w:history="1">
+        <w:r>
+          <w:rPr>
+            <w:rStyle w:val="Hipervnculo"/>
+          </w:rPr>
+          <w:t>https://ed.team/blog/como-usar-bases-de-datos-postgres-con-nodejs</w:t>
+        </w:r>
+      </w:hyperlink>
+      <w:r>
+        <w:t xml:space="preserve"> </w:t>
+      </w:r>
+    </w:p>
+    <w:p>
+      <w:pPr>
+        <w:pStyle w:val="Prrafodelista"/>
+        <w:numPr>
+          <w:ilvl w:val="0"/>
+          <w:numId w:val="1"/>
+        </w:numPr>
+      </w:pPr>
     </w:p>
     <w:sectPr>
       <w:pgSz w:w="11906" w:h="16838"/>
@@ -354,7 +403,7 @@
 </file>
 
 <file path=word/numbering.xml><?xml version="1.0" encoding="utf-8"?>
-<w:numbering xmlns:wpc="http://schemas.microsoft.com/office/word/2010/wordprocessingCanvas" xmlns:cx="http://schemas.microsoft.com/office/drawing/2014/chartex" xmlns:cx1="http://schemas.microsoft.com/office/drawing/2015/9/8/chartex" xmlns:cx2="http://schemas.microsoft.com/office/drawing/2015/10/21/chartex" xmlns:cx3="http://schemas.microsoft.com/office/drawing/2016/5/9/chartex" xmlns:cx4="http://schemas.microsoft.com/office/drawing/2016/5/10/chartex" xmlns:cx5="http://schemas.microsoft.com/office/drawing/2016/5/11/chartex" xmlns:cx6="http://schemas.microsoft.com/office/drawing/2016/5/12/chartex" xmlns:cx7="http://schemas.microsoft.com/office/drawing/2016/5/13/chartex" xmlns:cx8="http://schemas.microsoft.com/office/drawing/2016/5/14/chartex" xmlns:mc="http://schemas.openxmlformats.org/markup-compatibility/2006" xmlns:aink="http://schemas.microsoft.com/office/drawing/2016/ink" xmlns:am3d="http://schemas.microsoft.com/office/drawing/2017/model3d" xmlns:o="urn:schemas-microsoft-com:office:office" xmlns:oel="http://schemas.microsoft.com/office/2019/extlst" xmlns:r="http://schemas.openxmlformats.org/officeDocument/2006/relationships" xmlns:m="http://schemas.openxmlformats.org/officeDocument/2006/math" xmlns:v="urn:schemas-microsoft-com:vml" xmlns:wp14="http://schemas.microsoft.com/office/word/2010/wordprocessingDrawing" xmlns:wp="http://schemas.openxmlformats.org/drawingml/2006/wordprocessingDrawing" xmlns:w10="urn:schemas-microsoft-com:office:word" xmlns:w="http://schemas.openxmlformats.org/wordprocessingml/2006/main" xmlns:w14="http://schemas.microsoft.com/office/word/2010/wordml" xmlns:w15="http://schemas.microsoft.com/office/word/2012/wordml" xmlns:w16cex="http://schemas.microsoft.com/office/word/2018/wordml/cex" xmlns:w16cid="http://schemas.microsoft.com/office/word/2016/wordml/cid" xmlns:w16="http://schemas.microsoft.com/office/word/2018/wordml" xmlns:w16sdtdh="http://schemas.microsoft.com/office/word/2020/wordml/sdtdatahash" xmlns:w16se="http://schemas.microsoft.com/office/word/2015/wordml/symex" xmlns:wpg="http://schemas.microsoft.com/office/word/2010/wordprocessingGroup" xmlns:wpi="http://schemas.microsoft.com/office/word/2010/wordprocessingInk" xmlns:wne="http://schemas.microsoft.com/office/word/2006/wordml" xmlns:wps="http://schemas.microsoft.com/office/word/2010/wordprocessingShape" mc:Ignorable="w14 w15 w16se w16cid w16 w16cex w16sdtdh wp14">
+<w:numbering xmlns:wpc="http://schemas.microsoft.com/office/word/2010/wordprocessingCanvas" xmlns:cx="http://schemas.microsoft.com/office/drawing/2014/chartex" xmlns:cx1="http://schemas.microsoft.com/office/drawing/2015/9/8/chartex" xmlns:cx2="http://schemas.microsoft.com/office/drawing/2015/10/21/chartex" xmlns:cx3="http://schemas.microsoft.com/office/drawing/2016/5/9/chartex" xmlns:cx4="http://schemas.microsoft.com/office/drawing/2016/5/10/chartex" xmlns:cx5="http://schemas.microsoft.com/office/drawing/2016/5/11/chartex" xmlns:cx6="http://schemas.microsoft.com/office/drawing/2016/5/12/chartex" xmlns:cx7="http://schemas.microsoft.com/office/drawing/2016/5/13/chartex" xmlns:cx8="http://schemas.microsoft.com/office/drawing/2016/5/14/chartex" xmlns:mc="http://schemas.openxmlformats.org/markup-compatibility/2006" xmlns:aink="http://schemas.microsoft.com/office/drawing/2016/ink" xmlns:am3d="http://schemas.microsoft.com/office/drawing/2017/model3d" xmlns:o="urn:schemas-microsoft-com:office:office" xmlns:oel="http://schemas.microsoft.com/office/2019/extlst" xmlns:r="http://schemas.openxmlformats.org/officeDocument/2006/relationships" xmlns:m="http://schemas.openxmlformats.org/officeDocument/2006/math" xmlns:v="urn:schemas-microsoft-com:vml" xmlns:wp14="http://schemas.microsoft.com/office/word/2010/wordprocessingDrawing" xmlns:wp="http://schemas.openxmlformats.org/drawingml/2006/wordprocessingDrawing" xmlns:w10="urn:schemas-microsoft-com:office:word" xmlns:w="http://schemas.openxmlformats.org/wordprocessingml/2006/main" xmlns:w14="http://schemas.microsoft.com/office/word/2010/wordml" xmlns:w15="http://schemas.microsoft.com/office/word/2012/wordml" xmlns:w16cex="http://schemas.microsoft.com/office/word/2018/wordml/cex" xmlns:w16cid="http://schemas.microsoft.com/office/word/2016/wordml/cid" xmlns:w16="http://schemas.microsoft.com/office/word/2018/wordml" xmlns:w16du="http://schemas.microsoft.com/office/word/2023/wordml/word16du" xmlns:w16sdtdh="http://schemas.microsoft.com/office/word/2020/wordml/sdtdatahash" xmlns:w16sdtfl="http://schemas.microsoft.com/office/word/2024/wordml/sdtformatlock" xmlns:w16se="http://schemas.microsoft.com/office/word/2015/wordml/symex" xmlns:wpg="http://schemas.microsoft.com/office/word/2010/wordprocessingGroup" xmlns:wpi="http://schemas.microsoft.com/office/word/2010/wordprocessingInk" xmlns:wne="http://schemas.microsoft.com/office/word/2006/wordml" xmlns:wps="http://schemas.microsoft.com/office/word/2010/wordprocessingShape" mc:Ignorable="w14 w15 w16se w16cid w16 w16cex w16sdtdh w16sdtfl w16du wp14">
   <w:abstractNum w:abstractNumId="0" w15:restartNumberingAfterBreak="0">
     <w:nsid w:val="25F61694"/>
     <w:multiLevelType w:val="hybridMultilevel"/>
@@ -589,7 +638,7 @@
 </file>
 
 <file path=word/styles.xml><?xml version="1.0" encoding="utf-8"?>
-<w:styles xmlns:mc="http://schemas.openxmlformats.org/markup-compatibility/2006" xmlns:r="http://schemas.openxmlformats.org/officeDocument/2006/relationships" xmlns:w="http://schemas.openxmlformats.org/wordprocessingml/2006/main" xmlns:w14="http://schemas.microsoft.com/office/word/2010/wordml" xmlns:w15="http://schemas.microsoft.com/office/word/2012/wordml" xmlns:w16cex="http://schemas.microsoft.com/office/word/2018/wordml/cex" xmlns:w16cid="http://schemas.microsoft.com/office/word/2016/wordml/cid" xmlns:w16="http://schemas.microsoft.com/office/word/2018/wordml" xmlns:w16sdtdh="http://schemas.microsoft.com/office/word/2020/wordml/sdtdatahash" xmlns:w16se="http://schemas.microsoft.com/office/word/2015/wordml/symex" mc:Ignorable="w14 w15 w16se w16cid w16 w16cex w16sdtdh">
+<w:styles xmlns:mc="http://schemas.openxmlformats.org/markup-compatibility/2006" xmlns:r="http://schemas.openxmlformats.org/officeDocument/2006/relationships" xmlns:w="http://schemas.openxmlformats.org/wordprocessingml/2006/main" xmlns:w14="http://schemas.microsoft.com/office/word/2010/wordml" xmlns:w15="http://schemas.microsoft.com/office/word/2012/wordml" xmlns:w16cex="http://schemas.microsoft.com/office/word/2018/wordml/cex" xmlns:w16cid="http://schemas.microsoft.com/office/word/2016/wordml/cid" xmlns:w16="http://schemas.microsoft.com/office/word/2018/wordml" xmlns:w16du="http://schemas.microsoft.com/office/word/2023/wordml/word16du" xmlns:w16sdtdh="http://schemas.microsoft.com/office/word/2020/wordml/sdtdatahash" xmlns:w16sdtfl="http://schemas.microsoft.com/office/word/2024/wordml/sdtformatlock" xmlns:w16se="http://schemas.microsoft.com/office/word/2015/wordml/symex" mc:Ignorable="w14 w15 w16se w16cid w16 w16cex w16sdtdh w16sdtfl w16du">
   <w:docDefaults>
     <w:rPrDefault>
       <w:rPr>

--- a/Documentos claves/Bibliografia.docx
+++ b/Documentos claves/Bibliografia.docx
@@ -221,6 +221,17 @@
           <w:numId w:val="2"/>
         </w:numPr>
       </w:pPr>
+      <w:hyperlink r:id="rId6" w:history="1">
+        <w:r>
+          <w:rPr>
+            <w:rStyle w:val="Hipervnculo"/>
+          </w:rPr>
+          <w:t>https://www.youtube.com/watch?v=yK8wK2O7Ge0</w:t>
+        </w:r>
+      </w:hyperlink>
+      <w:r>
+        <w:t xml:space="preserve"> </w:t>
+      </w:r>
     </w:p>
     <w:p>
       <w:pPr>
@@ -251,7 +262,7 @@
           <w:numId w:val="1"/>
         </w:numPr>
       </w:pPr>
-      <w:hyperlink r:id="rId6" w:history="1">
+      <w:hyperlink r:id="rId7" w:history="1">
         <w:r>
           <w:rPr>
             <w:rStyle w:val="Hipervnculo"/>
@@ -271,7 +282,7 @@
           <w:numId w:val="1"/>
         </w:numPr>
       </w:pPr>
-      <w:hyperlink r:id="rId7" w:history="1">
+      <w:hyperlink r:id="rId8" w:history="1">
         <w:r>
           <w:rPr>
             <w:rStyle w:val="Hipervnculo"/>
@@ -291,7 +302,7 @@
           <w:numId w:val="1"/>
         </w:numPr>
       </w:pPr>
-      <w:hyperlink r:id="rId8" w:history="1">
+      <w:hyperlink r:id="rId9" w:history="1">
         <w:r>
           <w:rPr>
             <w:rStyle w:val="Hipervnculo"/>
@@ -311,7 +322,7 @@
           <w:numId w:val="1"/>
         </w:numPr>
       </w:pPr>
-      <w:hyperlink r:id="rId9" w:history="1">
+      <w:hyperlink r:id="rId10" w:history="1">
         <w:r>
           <w:rPr>
             <w:rStyle w:val="Hipervnculo"/>
@@ -331,7 +342,7 @@
           <w:numId w:val="1"/>
         </w:numPr>
       </w:pPr>
-      <w:hyperlink r:id="rId10" w:history="1">
+      <w:hyperlink r:id="rId11" w:history="1">
         <w:r>
           <w:rPr>
             <w:rStyle w:val="Hipervnculo"/>
@@ -351,7 +362,7 @@
           <w:numId w:val="1"/>
         </w:numPr>
       </w:pPr>
-      <w:hyperlink r:id="rId11" w:history="1">
+      <w:hyperlink r:id="rId12" w:history="1">
         <w:r>
           <w:rPr>
             <w:rStyle w:val="Hipervnculo"/>
@@ -371,12 +382,72 @@
           <w:numId w:val="1"/>
         </w:numPr>
       </w:pPr>
-      <w:hyperlink r:id="rId12" w:history="1">
+      <w:hyperlink r:id="rId13" w:history="1">
         <w:r>
           <w:rPr>
             <w:rStyle w:val="Hipervnculo"/>
           </w:rPr>
           <w:t>https://ed.team/blog/como-usar-bases-de-datos-postgres-con-nodejs</w:t>
+        </w:r>
+      </w:hyperlink>
+      <w:r>
+        <w:t xml:space="preserve"> </w:t>
+      </w:r>
+    </w:p>
+    <w:p>
+      <w:pPr>
+        <w:pStyle w:val="Prrafodelista"/>
+        <w:numPr>
+          <w:ilvl w:val="0"/>
+          <w:numId w:val="1"/>
+        </w:numPr>
+      </w:pPr>
+      <w:hyperlink r:id="rId14" w:history="1">
+        <w:r>
+          <w:rPr>
+            <w:rStyle w:val="Hipervnculo"/>
+          </w:rPr>
+          <w:t>https://www.youtube.com/watch?v=oVEUcYKemXQ</w:t>
+        </w:r>
+      </w:hyperlink>
+      <w:r>
+        <w:t xml:space="preserve"> </w:t>
+      </w:r>
+    </w:p>
+    <w:p>
+      <w:pPr>
+        <w:pStyle w:val="Prrafodelista"/>
+        <w:numPr>
+          <w:ilvl w:val="0"/>
+          <w:numId w:val="1"/>
+        </w:numPr>
+      </w:pPr>
+      <w:hyperlink r:id="rId15" w:history="1">
+        <w:r>
+          <w:rPr>
+            <w:rStyle w:val="Hipervnculo"/>
+          </w:rPr>
+          <w:t>https://www.youtube.com/watch?v=Exf_oKPRr4g&amp;list=PL_YyCdnLDJAjD4sfB3z2p_MOcleKUCVwy&amp;index=2</w:t>
+        </w:r>
+      </w:hyperlink>
+      <w:r>
+        <w:t xml:space="preserve"> </w:t>
+      </w:r>
+    </w:p>
+    <w:p>
+      <w:pPr>
+        <w:pStyle w:val="Prrafodelista"/>
+        <w:numPr>
+          <w:ilvl w:val="0"/>
+          <w:numId w:val="1"/>
+        </w:numPr>
+      </w:pPr>
+      <w:hyperlink r:id="rId16" w:history="1">
+        <w:r>
+          <w:rPr>
+            <w:rStyle w:val="Hipervnculo"/>
+          </w:rPr>
+          <w:t>https://robert-keller22.medium.com/upload-and-download-images-to-a-postgres-db-node-js-92e43f232ae4</w:t>
         </w:r>
       </w:hyperlink>
       <w:r>

--- a/Documentos claves/Bibliografia.docx
+++ b/Documentos claves/Bibliografia.docx
@@ -201,15 +201,7 @@
       </w:pPr>
       <w:bookmarkStart w:id="0" w:name="_Toc218185998"/>
       <w:r>
-        <w:t xml:space="preserve">Videos, paginas, </w:t>
-      </w:r>
-      <w:proofErr w:type="spellStart"/>
-      <w:r>
-        <w:t>etc</w:t>
-      </w:r>
-      <w:proofErr w:type="spellEnd"/>
-      <w:r>
-        <w:t>… para ver</w:t>
+        <w:t>Videos, paginas, etc… para ver</w:t>
       </w:r>
       <w:bookmarkEnd w:id="0"/>
     </w:p>
@@ -239,15 +231,7 @@
       </w:pPr>
       <w:bookmarkStart w:id="1" w:name="_Toc218185999"/>
       <w:r>
-        <w:t xml:space="preserve">Videos, paginas, </w:t>
-      </w:r>
-      <w:proofErr w:type="spellStart"/>
-      <w:r>
-        <w:t>etc</w:t>
-      </w:r>
-      <w:proofErr w:type="spellEnd"/>
-      <w:r>
-        <w:t>… Vistos</w:t>
+        <w:t>Videos, paginas, etc… Vistos</w:t>
       </w:r>
       <w:bookmarkEnd w:id="1"/>
       <w:r>
@@ -448,6 +432,46 @@
             <w:rStyle w:val="Hipervnculo"/>
           </w:rPr>
           <w:t>https://robert-keller22.medium.com/upload-and-download-images-to-a-postgres-db-node-js-92e43f232ae4</w:t>
+        </w:r>
+      </w:hyperlink>
+      <w:r>
+        <w:t xml:space="preserve"> </w:t>
+      </w:r>
+    </w:p>
+    <w:p>
+      <w:pPr>
+        <w:pStyle w:val="Prrafodelista"/>
+        <w:numPr>
+          <w:ilvl w:val="0"/>
+          <w:numId w:val="1"/>
+        </w:numPr>
+      </w:pPr>
+      <w:hyperlink r:id="rId17" w:history="1">
+        <w:r>
+          <w:rPr>
+            <w:rStyle w:val="Hipervnculo"/>
+          </w:rPr>
+          <w:t>https://dev.to/codeply/bootstrap-5-sidebar-examples-38pb</w:t>
+        </w:r>
+      </w:hyperlink>
+      <w:r>
+        <w:t xml:space="preserve"> </w:t>
+      </w:r>
+    </w:p>
+    <w:p>
+      <w:pPr>
+        <w:pStyle w:val="Prrafodelista"/>
+        <w:numPr>
+          <w:ilvl w:val="0"/>
+          <w:numId w:val="1"/>
+        </w:numPr>
+      </w:pPr>
+      <w:hyperlink r:id="rId18" w:history="1">
+        <w:r>
+          <w:rPr>
+            <w:rStyle w:val="Hipervnculo"/>
+          </w:rPr>
+          <w:t>https://www.dongee.com/tutoriales/tutorial-html-como-poner-colores-degradados-en-html-de-forma-profesional/</w:t>
         </w:r>
       </w:hyperlink>
       <w:r>

--- a/Documentos claves/Bibliografia.docx
+++ b/Documentos claves/Bibliografia.docx
@@ -201,7 +201,15 @@
       </w:pPr>
       <w:bookmarkStart w:id="0" w:name="_Toc218185998"/>
       <w:r>
-        <w:t>Videos, paginas, etc… para ver</w:t>
+        <w:t xml:space="preserve">Videos, paginas, </w:t>
+      </w:r>
+      <w:proofErr w:type="spellStart"/>
+      <w:r>
+        <w:t>etc</w:t>
+      </w:r>
+      <w:proofErr w:type="spellEnd"/>
+      <w:r>
+        <w:t>… para ver</w:t>
       </w:r>
       <w:bookmarkEnd w:id="0"/>
     </w:p>
@@ -231,7 +239,15 @@
       </w:pPr>
       <w:bookmarkStart w:id="1" w:name="_Toc218185999"/>
       <w:r>
-        <w:t>Videos, paginas, etc… Vistos</w:t>
+        <w:t xml:space="preserve">Videos, paginas, </w:t>
+      </w:r>
+      <w:proofErr w:type="spellStart"/>
+      <w:r>
+        <w:t>etc</w:t>
+      </w:r>
+      <w:proofErr w:type="spellEnd"/>
+      <w:r>
+        <w:t>… Vistos</w:t>
       </w:r>
       <w:bookmarkEnd w:id="1"/>
       <w:r>
@@ -486,6 +502,257 @@
           <w:numId w:val="1"/>
         </w:numPr>
       </w:pPr>
+      <w:hyperlink r:id="rId19" w:history="1">
+        <w:r>
+          <w:rPr>
+            <w:rStyle w:val="Hipervnculo"/>
+          </w:rPr>
+          <w:t>https://www.npmjs.com/package/node-nominatim2</w:t>
+        </w:r>
+      </w:hyperlink>
+      <w:r>
+        <w:t xml:space="preserve"> </w:t>
+      </w:r>
+    </w:p>
+    <w:p>
+      <w:pPr>
+        <w:pStyle w:val="Prrafodelista"/>
+        <w:numPr>
+          <w:ilvl w:val="0"/>
+          <w:numId w:val="1"/>
+        </w:numPr>
+      </w:pPr>
+      <w:hyperlink r:id="rId20" w:history="1">
+        <w:r>
+          <w:rPr>
+            <w:rStyle w:val="Hipervnculo"/>
+          </w:rPr>
+          <w:t>https://blog.afi.io/blog/openstreetmap-osm-nominatim-api-tutorial/</w:t>
+        </w:r>
+      </w:hyperlink>
+      <w:r>
+        <w:t xml:space="preserve"> </w:t>
+      </w:r>
+    </w:p>
+    <w:p>
+      <w:pPr>
+        <w:pStyle w:val="Prrafodelista"/>
+        <w:numPr>
+          <w:ilvl w:val="0"/>
+          <w:numId w:val="1"/>
+        </w:numPr>
+      </w:pPr>
+      <w:hyperlink r:id="rId21" w:history="1">
+        <w:r>
+          <w:rPr>
+            <w:rStyle w:val="Hipervnculo"/>
+          </w:rPr>
+          <w:t>https://leafletjs.com/</w:t>
+        </w:r>
+      </w:hyperlink>
+      <w:r>
+        <w:t xml:space="preserve"> </w:t>
+      </w:r>
+    </w:p>
+    <w:p>
+      <w:pPr>
+        <w:pStyle w:val="Prrafodelista"/>
+        <w:numPr>
+          <w:ilvl w:val="0"/>
+          <w:numId w:val="1"/>
+        </w:numPr>
+      </w:pPr>
+      <w:hyperlink r:id="rId22" w:history="1">
+        <w:r>
+          <w:rPr>
+            <w:rStyle w:val="Hipervnculo"/>
+          </w:rPr>
+          <w:t>https://www.youtube.com/watch?v=YfKSmfG9Nro</w:t>
+        </w:r>
+      </w:hyperlink>
+      <w:r>
+        <w:t xml:space="preserve"> </w:t>
+      </w:r>
+    </w:p>
+    <w:p>
+      <w:pPr>
+        <w:pStyle w:val="Prrafodelista"/>
+        <w:numPr>
+          <w:ilvl w:val="0"/>
+          <w:numId w:val="1"/>
+        </w:numPr>
+      </w:pPr>
+      <w:hyperlink r:id="rId23" w:history="1">
+        <w:r>
+          <w:rPr>
+            <w:rStyle w:val="Hipervnculo"/>
+          </w:rPr>
+          <w:t>https://icons.getbootstrap.com/</w:t>
+        </w:r>
+      </w:hyperlink>
+      <w:r>
+        <w:t xml:space="preserve"> </w:t>
+      </w:r>
+    </w:p>
+    <w:p>
+      <w:pPr>
+        <w:pStyle w:val="Prrafodelista"/>
+        <w:numPr>
+          <w:ilvl w:val="0"/>
+          <w:numId w:val="1"/>
+        </w:numPr>
+      </w:pPr>
+      <w:hyperlink r:id="rId24" w:history="1">
+        <w:r>
+          <w:rPr>
+            <w:rStyle w:val="Hipervnculo"/>
+          </w:rPr>
+          <w:t>https://manage.wix.com/account/websites?referralAdditionalInfo=Route</w:t>
+        </w:r>
+      </w:hyperlink>
+      <w:r>
+        <w:t xml:space="preserve"> </w:t>
+      </w:r>
+    </w:p>
+    <w:p>
+      <w:pPr>
+        <w:pStyle w:val="Prrafodelista"/>
+        <w:numPr>
+          <w:ilvl w:val="0"/>
+          <w:numId w:val="1"/>
+        </w:numPr>
+      </w:pPr>
+      <w:hyperlink r:id="rId25" w:history="1">
+        <w:r>
+          <w:rPr>
+            <w:rStyle w:val="Hipervnculo"/>
+          </w:rPr>
+          <w:t>https://es.wikiloc.com/</w:t>
+        </w:r>
+      </w:hyperlink>
+      <w:r>
+        <w:t xml:space="preserve"> </w:t>
+      </w:r>
+    </w:p>
+    <w:p>
+      <w:pPr>
+        <w:pStyle w:val="Prrafodelista"/>
+        <w:numPr>
+          <w:ilvl w:val="0"/>
+          <w:numId w:val="1"/>
+        </w:numPr>
+      </w:pPr>
+      <w:hyperlink r:id="rId26" w:history="1">
+        <w:r>
+          <w:rPr>
+            <w:rStyle w:val="Hipervnculo"/>
+          </w:rPr>
+          <w:t>https://www.visorando.com/</w:t>
+        </w:r>
+      </w:hyperlink>
+      <w:r>
+        <w:t xml:space="preserve"> </w:t>
+      </w:r>
+    </w:p>
+    <w:p>
+      <w:pPr>
+        <w:pStyle w:val="Prrafodelista"/>
+        <w:numPr>
+          <w:ilvl w:val="0"/>
+          <w:numId w:val="1"/>
+        </w:numPr>
+      </w:pPr>
+      <w:hyperlink r:id="rId27" w:history="1">
+        <w:r>
+          <w:rPr>
+            <w:rStyle w:val="Hipervnculo"/>
+          </w:rPr>
+          <w:t>https://www.alltrails.com/es</w:t>
+        </w:r>
+      </w:hyperlink>
+      <w:r>
+        <w:t xml:space="preserve"> </w:t>
+      </w:r>
+    </w:p>
+    <w:p>
+      <w:pPr>
+        <w:pStyle w:val="Prrafodelista"/>
+        <w:numPr>
+          <w:ilvl w:val="0"/>
+          <w:numId w:val="1"/>
+        </w:numPr>
+      </w:pPr>
+      <w:hyperlink r:id="rId28" w:history="1">
+        <w:r>
+          <w:rPr>
+            <w:rStyle w:val="Hipervnculo"/>
+          </w:rPr>
+          <w:t>https://www.youtube.com/watch?v=Zy89Nj7tNNM</w:t>
+        </w:r>
+      </w:hyperlink>
+      <w:r>
+        <w:t xml:space="preserve"> </w:t>
+      </w:r>
+    </w:p>
+    <w:p>
+      <w:pPr>
+        <w:pStyle w:val="Prrafodelista"/>
+        <w:numPr>
+          <w:ilvl w:val="0"/>
+          <w:numId w:val="1"/>
+        </w:numPr>
+      </w:pPr>
+      <w:hyperlink r:id="rId29" w:history="1">
+        <w:r>
+          <w:rPr>
+            <w:rStyle w:val="Hipervnculo"/>
+          </w:rPr>
+          <w:t>https://leafletjs.com/examples/quick-start/</w:t>
+        </w:r>
+      </w:hyperlink>
+      <w:r>
+        <w:t xml:space="preserve"> </w:t>
+      </w:r>
+    </w:p>
+    <w:p>
+      <w:pPr>
+        <w:pStyle w:val="Prrafodelista"/>
+        <w:numPr>
+          <w:ilvl w:val="0"/>
+          <w:numId w:val="1"/>
+        </w:numPr>
+      </w:pPr>
+      <w:hyperlink r:id="rId30" w:history="1">
+        <w:r>
+          <w:rPr>
+            <w:rStyle w:val="Hipervnculo"/>
+          </w:rPr>
+          <w:t>https://mappinggis.com/2020/01/como-calcular-distancias-con-leaflet-y-otros-metodos-de-conversion/</w:t>
+        </w:r>
+      </w:hyperlink>
+      <w:r>
+        <w:t xml:space="preserve"> </w:t>
+      </w:r>
+    </w:p>
+    <w:p>
+      <w:pPr>
+        <w:pStyle w:val="Prrafodelista"/>
+        <w:numPr>
+          <w:ilvl w:val="0"/>
+          <w:numId w:val="1"/>
+        </w:numPr>
+      </w:pPr>
+      <w:hyperlink r:id="rId31" w:history="1">
+        <w:r>
+          <w:rPr>
+            <w:rStyle w:val="Hipervnculo"/>
+          </w:rPr>
+          <w:t>https://wiki.openstreetmap.org/wiki/ES:Nominatim</w:t>
+        </w:r>
+      </w:hyperlink>
+      <w:r>
+        <w:t xml:space="preserve"> </w:t>
+      </w:r>
     </w:p>
     <w:sectPr>
       <w:pgSz w:w="11906" w:h="16838"/>
